--- a/docs/service/SYSTEM_SYSTEM_GUIDE.docx
+++ b/docs/service/SYSTEM_SYSTEM_GUIDE.docx
@@ -28,7 +28,7 @@
           <w:color w:val="8A3B1E"/>
           <w:sz w:val="68"/>
         </w:rPr>
-        <w:t>System, Health &amp; Chatbot</w:t>
+        <w:t>System &amp; Health</w:t>
       </w:r>
     </w:p>
     <w:p>
@@ -53,7 +53,7 @@
           <w:color w:val="555555"/>
           <w:sz w:val="22"/>
         </w:rPr>
-        <w:t>Liveness, readiness and the chatbot. `/health` answers without touching the database and `/ready` does not — that difference is the point of having both, so a load balancer can tell a slow database from a dead process. Neither is under /api/v1, and neither needs a token.</w:t>
+        <w:t>Liveness and readiness. `/health` answers without touching the database and `/ready` does not — that difference is the point of having both, so a load balancer can tell a slow database from a dead process. Neither is under /api/v1, and neither needs a token.</w:t>
       </w:r>
     </w:p>
     <w:p/>
@@ -195,7 +195,7 @@
                 <w:color w:val="1A1A1A"/>
                 <w:sz w:val="19"/>
               </w:rPr>
-              <w:t>5</w:t>
+              <w:t>3</w:t>
             </w:r>
           </w:p>
         </w:tc>
@@ -228,7 +228,7 @@
                 <w:color w:val="1A1A1A"/>
                 <w:sz w:val="19"/>
               </w:rPr>
-              <w:t>2026-09-23</w:t>
+              <w:t>2026-09-29</w:t>
             </w:r>
           </w:p>
         </w:tc>
@@ -290,7 +290,7 @@
           <w:color w:val="1A1A1A"/>
           <w:sz w:val="21"/>
         </w:rPr>
-        <w:t>Three small things that do not belong to any one module:</w:t>
+        <w:t>Two small things that do not belong to any one module, plus how the whole application is put together.</w:t>
       </w:r>
     </w:p>
     <w:tbl>
@@ -495,81 +495,6 @@
           </w:p>
         </w:tc>
       </w:tr>
-      <w:tr>
-        <w:tc>
-          <w:tcPr>
-            <w:tcW w:type="dxa" w:w="3264"/>
-          </w:tcPr>
-          <w:p>
-            <w:pPr>
-              <w:spacing w:after="20"/>
-            </w:pPr>
-            <w:r/>
-            <w:r>
-              <w:rPr>
-                <w:b/>
-                <w:color w:val="1A1A1A"/>
-                <w:sz w:val="18"/>
-              </w:rPr>
-              <w:t>Chatbot</w:t>
-            </w:r>
-          </w:p>
-        </w:tc>
-        <w:tc>
-          <w:tcPr>
-            <w:tcW w:type="dxa" w:w="3264"/>
-          </w:tcPr>
-          <w:p>
-            <w:pPr>
-              <w:spacing w:after="20"/>
-            </w:pPr>
-            <w:r/>
-            <w:r>
-              <w:rPr>
-                <w:rFonts w:ascii="Consolas" w:hAnsi="Consolas"/>
-                <w:color w:val="8A3B1E"/>
-                <w:sz w:val="18"/>
-              </w:rPr>
-              <w:t>POST /api/v1/chat</w:t>
-            </w:r>
-            <w:r>
-              <w:rPr>
-                <w:b w:val="0"/>
-                <w:color w:val="1A1A1A"/>
-                <w:sz w:val="18"/>
-              </w:rPr>
-              <w:t xml:space="preserve">, </w:t>
-            </w:r>
-            <w:r>
-              <w:rPr>
-                <w:rFonts w:ascii="Consolas" w:hAnsi="Consolas"/>
-                <w:color w:val="8A3B1E"/>
-                <w:sz w:val="18"/>
-              </w:rPr>
-              <w:t>POST /api/v1/chat/stream</w:t>
-            </w:r>
-          </w:p>
-        </w:tc>
-        <w:tc>
-          <w:tcPr>
-            <w:tcW w:type="dxa" w:w="3264"/>
-          </w:tcPr>
-          <w:p>
-            <w:pPr>
-              <w:spacing w:after="20"/>
-            </w:pPr>
-            <w:r/>
-            <w:r>
-              <w:rPr>
-                <w:b w:val="0"/>
-                <w:color w:val="1A1A1A"/>
-                <w:sz w:val="18"/>
-              </w:rPr>
-              <w:t>Yes</w:t>
-            </w:r>
-          </w:p>
-        </w:tc>
-      </w:tr>
     </w:tbl>
     <w:p>
       <w:pPr>
@@ -679,7 +604,7 @@
                 <w:color w:val="1A1A1A"/>
                 <w:sz w:val="20"/>
               </w:rPr>
-              <w:t>. The chat routes are.</w:t>
+              <w:t>, and none of them needs a token.</w:t>
             </w:r>
           </w:p>
         </w:tc>
@@ -780,114 +705,108 @@
           </w:p>
         </w:tc>
       </w:tr>
+    </w:tbl>
+    <w:p>
+      <w:pPr>
+        <w:spacing w:after="0"/>
+      </w:pPr>
+    </w:p>
+    <w:tbl>
+      <w:tblPr>
+        <w:tblStyle w:val="TableGrid"/>
+        <w:tblW w:type="auto" w:w="0"/>
+        <w:tblLook w:firstColumn="1" w:firstRow="1" w:lastColumn="0" w:lastRow="0" w:noHBand="0" w:noVBand="1" w:val="04A0"/>
+      </w:tblPr>
+      <w:tblGrid>
+        <w:gridCol w:w="9792"/>
+      </w:tblGrid>
       <w:tr>
         <w:tc>
           <w:tcPr>
-            <w:tcW w:type="dxa" w:w="4896"/>
+            <w:tcW w:type="dxa" w:w="9792"/>
+            <w:shd w:val="clear" w:color="auto" w:fill="FFF6E5"/>
           </w:tcPr>
           <w:p>
-            <w:pPr>
-              <w:spacing w:after="20"/>
-            </w:pPr>
             <w:r/>
             <w:r>
               <w:rPr>
-                <w:b w:val="0"/>
+                <w:b/>
                 <w:color w:val="1A1A1A"/>
-                <w:sz w:val="18"/>
+                <w:sz w:val="20"/>
               </w:rPr>
-              <w:t>Chatbot routes</w:t>
-            </w:r>
-          </w:p>
-        </w:tc>
-        <w:tc>
-          <w:tcPr>
-            <w:tcW w:type="dxa" w:w="4896"/>
-          </w:tcPr>
-          <w:p>
-            <w:pPr>
-              <w:spacing w:after="20"/>
-            </w:pPr>
-            <w:r/>
-            <w:r>
-              <w:rPr>
-                <w:rFonts w:ascii="Consolas" w:hAnsi="Consolas"/>
-                <w:color w:val="8A3B1E"/>
-                <w:sz w:val="18"/>
-              </w:rPr>
-              <w:t>app/modules/intelligence/router.py</w:t>
-            </w:r>
-          </w:p>
-        </w:tc>
-      </w:tr>
-      <w:tr>
-        <w:tc>
-          <w:tcPr>
-            <w:tcW w:type="dxa" w:w="4896"/>
-          </w:tcPr>
-          <w:p>
-            <w:pPr>
-              <w:spacing w:after="20"/>
-            </w:pPr>
-            <w:r/>
-            <w:r>
-              <w:rPr>
-                <w:b w:val="0"/>
-                <w:color w:val="1A1A1A"/>
-                <w:sz w:val="18"/>
-              </w:rPr>
-              <w:t>Chatbot logic</w:t>
-            </w:r>
-          </w:p>
-        </w:tc>
-        <w:tc>
-          <w:tcPr>
-            <w:tcW w:type="dxa" w:w="4896"/>
-          </w:tcPr>
-          <w:p>
-            <w:pPr>
-              <w:spacing w:after="20"/>
-            </w:pPr>
-            <w:r/>
-            <w:r>
-              <w:rPr>
-                <w:rFonts w:ascii="Consolas" w:hAnsi="Consolas"/>
-                <w:color w:val="8A3B1E"/>
-                <w:sz w:val="18"/>
-              </w:rPr>
-              <w:t>app/modules/intelligence/service.py</w:t>
+              <w:t>The chatbot moved out of this document.</w:t>
             </w:r>
             <w:r>
               <w:rPr>
                 <w:b w:val="0"/>
                 <w:color w:val="1A1A1A"/>
-                <w:sz w:val="18"/>
+                <w:sz w:val="20"/>
               </w:rPr>
-              <w:t xml:space="preserve">, </w:t>
+              <w:t xml:space="preserve"> </w:t>
             </w:r>
             <w:r>
               <w:rPr>
                 <w:rFonts w:ascii="Consolas" w:hAnsi="Consolas"/>
                 <w:color w:val="8A3B1E"/>
-                <w:sz w:val="18"/>
+                <w:sz w:val="20"/>
               </w:rPr>
-              <w:t>agent.py</w:t>
+              <w:t>POST /api/v1/chat</w:t>
             </w:r>
             <w:r>
               <w:rPr>
                 <w:b w:val="0"/>
                 <w:color w:val="1A1A1A"/>
-                <w:sz w:val="18"/>
+                <w:sz w:val="20"/>
               </w:rPr>
-              <w:t xml:space="preserve">, </w:t>
+              <w:t xml:space="preserve"> and </w:t>
             </w:r>
             <w:r>
               <w:rPr>
                 <w:rFonts w:ascii="Consolas" w:hAnsi="Consolas"/>
                 <w:color w:val="8A3B1E"/>
-                <w:sz w:val="18"/>
+                <w:sz w:val="20"/>
               </w:rPr>
-              <w:t>langgraph_agent.py</w:t>
+              <w:t>POST /api/v1/chat/stream</w:t>
+            </w:r>
+            <w:r>
+              <w:rPr>
+                <w:b w:val="0"/>
+                <w:color w:val="1A1A1A"/>
+                <w:sz w:val="20"/>
+              </w:rPr>
+              <w:t xml:space="preserve"> are their own service now — see </w:t>
+            </w:r>
+            <w:r>
+              <w:rPr>
+                <w:rFonts w:ascii="Consolas" w:hAnsi="Consolas"/>
+                <w:color w:val="8A3B1E"/>
+                <w:sz w:val="20"/>
+              </w:rPr>
+              <w:t>INTELLIGENCE_SYSTEM_GUIDE.docx</w:t>
+            </w:r>
+            <w:r>
+              <w:rPr>
+                <w:b w:val="0"/>
+                <w:color w:val="1A1A1A"/>
+                <w:sz w:val="20"/>
+              </w:rPr>
+              <w:t xml:space="preserve"> and </w:t>
+            </w:r>
+            <w:r>
+              <w:rPr>
+                <w:rFonts w:ascii="Consolas" w:hAnsi="Consolas"/>
+                <w:color w:val="8A3B1E"/>
+                <w:sz w:val="20"/>
+              </w:rPr>
+              <w:t>INTELLIGENCE_API_REFERENCE.docx</w:t>
+            </w:r>
+            <w:r>
+              <w:rPr>
+                <w:b w:val="0"/>
+                <w:color w:val="1A1A1A"/>
+                <w:sz w:val="20"/>
+              </w:rPr>
+              <w:t>.</w:t>
             </w:r>
           </w:p>
         </w:tc>
@@ -1812,765 +1731,7 @@
         <w:pStyle w:val="Heading1"/>
       </w:pPr>
       <w:r>
-        <w:t>5. The chatbot</w:t>
-      </w:r>
-    </w:p>
-    <w:p>
-      <w:pPr>
-        <w:spacing w:after="120"/>
-      </w:pPr>
-      <w:r>
-        <w:rPr>
-          <w:rFonts w:ascii="Consolas" w:hAnsi="Consolas"/>
-          <w:color w:val="8A3B1E"/>
-          <w:sz w:val="21"/>
-        </w:rPr>
-        <w:t>POST /api/v1/chat</w:t>
-      </w:r>
-      <w:r>
-        <w:rPr>
-          <w:b w:val="0"/>
-          <w:color w:val="1A1A1A"/>
-          <w:sz w:val="21"/>
-        </w:rPr>
-        <w:t xml:space="preserve"> — any logged-in user.</w:t>
-      </w:r>
-    </w:p>
-    <w:tbl>
-      <w:tblPr>
-        <w:tblStyle w:val="TableGrid"/>
-        <w:tblW w:type="auto" w:w="0"/>
-        <w:tblLook w:firstColumn="1" w:firstRow="1" w:lastColumn="0" w:lastRow="0" w:noHBand="0" w:noVBand="1" w:val="04A0"/>
-      </w:tblPr>
-      <w:tblGrid>
-        <w:gridCol w:w="9792"/>
-      </w:tblGrid>
-      <w:tr>
-        <w:tc>
-          <w:tcPr>
-            <w:tcW w:type="dxa" w:w="9792"/>
-            <w:shd w:val="clear" w:color="auto" w:fill="F4F4F4"/>
-          </w:tcPr>
-          <w:p>
-            <w:pPr>
-              <w:spacing w:after="0" w:line="240" w:lineRule="auto"/>
-            </w:pPr>
-            <w:r/>
-            <w:r>
-              <w:rPr>
-                <w:rFonts w:ascii="Consolas" w:hAnsi="Consolas"/>
-                <w:sz w:val="17"/>
-              </w:rPr>
-              <w:t>{ "question": "how many pieces are in the store?", "use_llm": false }</w:t>
-            </w:r>
-          </w:p>
-        </w:tc>
-      </w:tr>
-    </w:tbl>
-    <w:p>
-      <w:pPr>
-        <w:spacing w:after="0"/>
-      </w:pPr>
-    </w:p>
-    <w:tbl>
-      <w:tblPr>
-        <w:tblStyle w:val="TableGrid"/>
-        <w:tblW w:type="auto" w:w="0"/>
-        <w:tblLook w:firstColumn="1" w:firstRow="1" w:lastColumn="0" w:lastRow="0" w:noHBand="0" w:noVBand="1" w:val="04A0"/>
-      </w:tblPr>
-      <w:tblGrid>
-        <w:gridCol w:w="9792"/>
-      </w:tblGrid>
-      <w:tr>
-        <w:tc>
-          <w:tcPr>
-            <w:tcW w:type="dxa" w:w="9792"/>
-            <w:shd w:val="clear" w:color="auto" w:fill="F4F4F4"/>
-          </w:tcPr>
-          <w:p>
-            <w:pPr>
-              <w:spacing w:after="0" w:line="240" w:lineRule="auto"/>
-            </w:pPr>
-            <w:r/>
-            <w:r>
-              <w:rPr>
-                <w:rFonts w:ascii="Consolas" w:hAnsi="Consolas"/>
-                <w:sz w:val="17"/>
-              </w:rPr>
-              <w:t>{ "answer": "152 pieces are in the store.",</w:t>
-            </w:r>
-          </w:p>
-          <w:p>
-            <w:pPr>
-              <w:spacing w:after="0" w:line="240" w:lineRule="auto"/>
-            </w:pPr>
-            <w:r>
-              <w:rPr>
-                <w:rFonts w:ascii="Consolas" w:hAnsi="Consolas"/>
-                <w:sz w:val="17"/>
-              </w:rPr>
-              <w:t xml:space="preserve">  "tool": "store_summary",</w:t>
-            </w:r>
-          </w:p>
-          <w:p>
-            <w:pPr>
-              <w:spacing w:after="0" w:line="240" w:lineRule="auto"/>
-            </w:pPr>
-            <w:r>
-              <w:rPr>
-                <w:rFonts w:ascii="Consolas" w:hAnsi="Consolas"/>
-                <w:sz w:val="17"/>
-              </w:rPr>
-              <w:t xml:space="preserve">  "data": { "in_store": 152 } }</w:t>
-            </w:r>
-          </w:p>
-        </w:tc>
-      </w:tr>
-    </w:tbl>
-    <w:p>
-      <w:pPr>
-        <w:spacing w:after="0"/>
-      </w:pPr>
-    </w:p>
-    <w:tbl>
-      <w:tblPr>
-        <w:tblStyle w:val="TableGrid"/>
-        <w:tblW w:type="auto" w:w="0"/>
-        <w:tblLayout w:type="autofit"/>
-        <w:tblLook w:firstColumn="1" w:firstRow="1" w:lastColumn="0" w:lastRow="0" w:noHBand="0" w:noVBand="1" w:val="04A0"/>
-      </w:tblPr>
-      <w:tblGrid>
-        <w:gridCol w:w="4896"/>
-        <w:gridCol w:w="4896"/>
-      </w:tblGrid>
-      <w:tr>
-        <w:trPr>
-          <w:tblHeader w:val="true"/>
-        </w:trPr>
-        <w:tc>
-          <w:tcPr>
-            <w:tcW w:type="dxa" w:w="4896"/>
-            <w:shd w:val="clear" w:color="auto" w:fill="EDE7E2"/>
-          </w:tcPr>
-          <w:p>
-            <w:r/>
-            <w:r>
-              <w:rPr>
-                <w:b/>
-                <w:color w:val="1A1A1A"/>
-                <w:sz w:val="18"/>
-              </w:rPr>
-              <w:t>Field</w:t>
-            </w:r>
-          </w:p>
-        </w:tc>
-        <w:tc>
-          <w:tcPr>
-            <w:tcW w:type="dxa" w:w="4896"/>
-            <w:shd w:val="clear" w:color="auto" w:fill="EDE7E2"/>
-          </w:tcPr>
-          <w:p>
-            <w:r/>
-            <w:r>
-              <w:rPr>
-                <w:b/>
-                <w:color w:val="1A1A1A"/>
-                <w:sz w:val="18"/>
-              </w:rPr>
-              <w:t>Meaning</w:t>
-            </w:r>
-          </w:p>
-        </w:tc>
-      </w:tr>
-      <w:tr>
-        <w:tc>
-          <w:tcPr>
-            <w:tcW w:type="dxa" w:w="4896"/>
-          </w:tcPr>
-          <w:p>
-            <w:pPr>
-              <w:spacing w:after="20"/>
-            </w:pPr>
-            <w:r/>
-            <w:r>
-              <w:rPr>
-                <w:rFonts w:ascii="Consolas" w:hAnsi="Consolas"/>
-                <w:color w:val="8A3B1E"/>
-                <w:sz w:val="18"/>
-              </w:rPr>
-              <w:t>answer</w:t>
-            </w:r>
-          </w:p>
-        </w:tc>
-        <w:tc>
-          <w:tcPr>
-            <w:tcW w:type="dxa" w:w="4896"/>
-          </w:tcPr>
-          <w:p>
-            <w:pPr>
-              <w:spacing w:after="20"/>
-            </w:pPr>
-            <w:r/>
-            <w:r>
-              <w:rPr>
-                <w:b w:val="0"/>
-                <w:color w:val="1A1A1A"/>
-                <w:sz w:val="18"/>
-              </w:rPr>
-              <w:t>the sentence to show</w:t>
-            </w:r>
-          </w:p>
-        </w:tc>
-      </w:tr>
-      <w:tr>
-        <w:tc>
-          <w:tcPr>
-            <w:tcW w:type="dxa" w:w="4896"/>
-          </w:tcPr>
-          <w:p>
-            <w:pPr>
-              <w:spacing w:after="20"/>
-            </w:pPr>
-            <w:r/>
-            <w:r>
-              <w:rPr>
-                <w:rFonts w:ascii="Consolas" w:hAnsi="Consolas"/>
-                <w:color w:val="8A3B1E"/>
-                <w:sz w:val="18"/>
-              </w:rPr>
-              <w:t>tool</w:t>
-            </w:r>
-          </w:p>
-        </w:tc>
-        <w:tc>
-          <w:tcPr>
-            <w:tcW w:type="dxa" w:w="4896"/>
-          </w:tcPr>
-          <w:p>
-            <w:pPr>
-              <w:spacing w:after="20"/>
-            </w:pPr>
-            <w:r/>
-            <w:r>
-              <w:rPr>
-                <w:b w:val="0"/>
-                <w:color w:val="1A1A1A"/>
-                <w:sz w:val="18"/>
-              </w:rPr>
-              <w:t>which internal tool produced it</w:t>
-            </w:r>
-          </w:p>
-        </w:tc>
-      </w:tr>
-      <w:tr>
-        <w:tc>
-          <w:tcPr>
-            <w:tcW w:type="dxa" w:w="4896"/>
-          </w:tcPr>
-          <w:p>
-            <w:pPr>
-              <w:spacing w:after="20"/>
-            </w:pPr>
-            <w:r/>
-            <w:r>
-              <w:rPr>
-                <w:rFonts w:ascii="Consolas" w:hAnsi="Consolas"/>
-                <w:color w:val="8A3B1E"/>
-                <w:sz w:val="18"/>
-              </w:rPr>
-              <w:t>data</w:t>
-            </w:r>
-          </w:p>
-        </w:tc>
-        <w:tc>
-          <w:tcPr>
-            <w:tcW w:type="dxa" w:w="4896"/>
-          </w:tcPr>
-          <w:p>
-            <w:pPr>
-              <w:spacing w:after="20"/>
-            </w:pPr>
-            <w:r/>
-            <w:r>
-              <w:rPr>
-                <w:b w:val="0"/>
-                <w:color w:val="1A1A1A"/>
-                <w:sz w:val="18"/>
-              </w:rPr>
-              <w:t xml:space="preserve">the structured result behind the sentence — render a table from this rather than parsing </w:t>
-            </w:r>
-            <w:r>
-              <w:rPr>
-                <w:rFonts w:ascii="Consolas" w:hAnsi="Consolas"/>
-                <w:color w:val="8A3B1E"/>
-                <w:sz w:val="18"/>
-              </w:rPr>
-              <w:t>answer</w:t>
-            </w:r>
-          </w:p>
-        </w:tc>
-      </w:tr>
-    </w:tbl>
-    <w:p>
-      <w:pPr>
-        <w:spacing w:after="0"/>
-      </w:pPr>
-    </w:p>
-    <w:p>
-      <w:pPr>
-        <w:pStyle w:val="Heading2"/>
-        <w:spacing w:before="280"/>
-      </w:pPr>
-      <w:r>
-        <w:rPr>
-          <w:rFonts w:ascii="Consolas" w:hAnsi="Consolas"/>
-        </w:rPr>
-        <w:t>use_llm</w:t>
-      </w:r>
-    </w:p>
-    <w:tbl>
-      <w:tblPr>
-        <w:tblStyle w:val="TableGrid"/>
-        <w:tblW w:type="auto" w:w="0"/>
-        <w:tblLayout w:type="autofit"/>
-        <w:tblLook w:firstColumn="1" w:firstRow="1" w:lastColumn="0" w:lastRow="0" w:noHBand="0" w:noVBand="1" w:val="04A0"/>
-      </w:tblPr>
-      <w:tblGrid>
-        <w:gridCol w:w="4896"/>
-        <w:gridCol w:w="4896"/>
-      </w:tblGrid>
-      <w:tr>
-        <w:trPr>
-          <w:tblHeader w:val="true"/>
-        </w:trPr>
-        <w:tc>
-          <w:tcPr>
-            <w:tcW w:type="dxa" w:w="4896"/>
-            <w:shd w:val="clear" w:color="auto" w:fill="EDE7E2"/>
-          </w:tcPr>
-          <w:p>
-            <w:r/>
-            <w:r>
-              <w:rPr>
-                <w:b/>
-                <w:color w:val="1A1A1A"/>
-                <w:sz w:val="18"/>
-              </w:rPr>
-              <w:t>Value</w:t>
-            </w:r>
-          </w:p>
-        </w:tc>
-        <w:tc>
-          <w:tcPr>
-            <w:tcW w:type="dxa" w:w="4896"/>
-            <w:shd w:val="clear" w:color="auto" w:fill="EDE7E2"/>
-          </w:tcPr>
-          <w:p>
-            <w:r/>
-            <w:r>
-              <w:rPr>
-                <w:b/>
-                <w:color w:val="1A1A1A"/>
-                <w:sz w:val="18"/>
-              </w:rPr>
-              <w:t>Behaviour</w:t>
-            </w:r>
-          </w:p>
-        </w:tc>
-      </w:tr>
-      <w:tr>
-        <w:tc>
-          <w:tcPr>
-            <w:tcW w:type="dxa" w:w="4896"/>
-          </w:tcPr>
-          <w:p>
-            <w:pPr>
-              <w:spacing w:after="20"/>
-            </w:pPr>
-            <w:r/>
-            <w:r>
-              <w:rPr>
-                <w:rFonts w:ascii="Consolas" w:hAnsi="Consolas"/>
-                <w:color w:val="8A3B1E"/>
-                <w:sz w:val="18"/>
-              </w:rPr>
-              <w:t>false</w:t>
-            </w:r>
-            <w:r>
-              <w:rPr>
-                <w:b w:val="0"/>
-                <w:color w:val="1A1A1A"/>
-                <w:sz w:val="18"/>
-              </w:rPr>
-              <w:t xml:space="preserve"> (default)</w:t>
-            </w:r>
-          </w:p>
-        </w:tc>
-        <w:tc>
-          <w:tcPr>
-            <w:tcW w:type="dxa" w:w="4896"/>
-          </w:tcPr>
-          <w:p>
-            <w:pPr>
-              <w:spacing w:after="20"/>
-            </w:pPr>
-            <w:r/>
-            <w:r>
-              <w:rPr>
-                <w:b w:val="0"/>
-                <w:color w:val="1A1A1A"/>
-                <w:sz w:val="18"/>
-              </w:rPr>
-              <w:t xml:space="preserve">a </w:t>
-            </w:r>
-            <w:r>
-              <w:rPr>
-                <w:b/>
-                <w:color w:val="1A1A1A"/>
-                <w:sz w:val="18"/>
-              </w:rPr>
-              <w:t>deterministic router</w:t>
-            </w:r>
-            <w:r>
-              <w:rPr>
-                <w:b w:val="0"/>
-                <w:color w:val="1A1A1A"/>
-                <w:sz w:val="18"/>
-              </w:rPr>
-              <w:t>: the question is matched to a tool and the tool queries the database. Exact answers, no model needed.</w:t>
-            </w:r>
-          </w:p>
-        </w:tc>
-      </w:tr>
-      <w:tr>
-        <w:tc>
-          <w:tcPr>
-            <w:tcW w:type="dxa" w:w="4896"/>
-          </w:tcPr>
-          <w:p>
-            <w:pPr>
-              <w:spacing w:after="20"/>
-            </w:pPr>
-            <w:r/>
-            <w:r>
-              <w:rPr>
-                <w:rFonts w:ascii="Consolas" w:hAnsi="Consolas"/>
-                <w:color w:val="8A3B1E"/>
-                <w:sz w:val="18"/>
-              </w:rPr>
-              <w:t>true</w:t>
-            </w:r>
-          </w:p>
-        </w:tc>
-        <w:tc>
-          <w:tcPr>
-            <w:tcW w:type="dxa" w:w="4896"/>
-          </w:tcPr>
-          <w:p>
-            <w:pPr>
-              <w:spacing w:after="20"/>
-            </w:pPr>
-            <w:r/>
-            <w:r>
-              <w:rPr>
-                <w:b w:val="0"/>
-                <w:color w:val="1A1A1A"/>
-                <w:sz w:val="18"/>
-              </w:rPr>
-              <w:t xml:space="preserve">a LangGraph ReAct agent, </w:t>
-            </w:r>
-            <w:r>
-              <w:rPr>
-                <w:b/>
-                <w:color w:val="1A1A1A"/>
-                <w:sz w:val="18"/>
-              </w:rPr>
-              <w:t>if `CHAT_MODEL` is configured</w:t>
-            </w:r>
-            <w:r>
-              <w:rPr>
-                <w:b w:val="0"/>
-                <w:color w:val="1A1A1A"/>
-                <w:sz w:val="18"/>
-              </w:rPr>
-              <w:t>. If it is not, it falls back to the deterministic router — so the endpoint still works with zero setup.</w:t>
-            </w:r>
-          </w:p>
-        </w:tc>
-      </w:tr>
-    </w:tbl>
-    <w:p>
-      <w:pPr>
-        <w:spacing w:after="0"/>
-      </w:pPr>
-    </w:p>
-    <w:p>
-      <w:pPr>
-        <w:pStyle w:val="Heading2"/>
-        <w:spacing w:before="280"/>
-      </w:pPr>
-      <w:r>
-        <w:rPr>
-          <w:rFonts w:ascii="Consolas" w:hAnsi="Consolas"/>
-        </w:rPr>
-        <w:t>POST /api/v1/chat/stream</w:t>
-      </w:r>
-    </w:p>
-    <w:p>
-      <w:pPr>
-        <w:spacing w:after="120"/>
-      </w:pPr>
-      <w:r>
-        <w:rPr>
-          <w:b w:val="0"/>
-          <w:color w:val="1A1A1A"/>
-          <w:sz w:val="21"/>
-        </w:rPr>
-        <w:t xml:space="preserve">The same answer, delivered as </w:t>
-      </w:r>
-      <w:r>
-        <w:rPr>
-          <w:b/>
-          <w:color w:val="1A1A1A"/>
-          <w:sz w:val="21"/>
-        </w:rPr>
-        <w:t>Server-Sent Events</w:t>
-      </w:r>
-      <w:r>
-        <w:rPr>
-          <w:b w:val="0"/>
-          <w:color w:val="1A1A1A"/>
-          <w:sz w:val="21"/>
-        </w:rPr>
-        <w:t xml:space="preserve"> for a live-typing effect.</w:t>
-      </w:r>
-    </w:p>
-    <w:tbl>
-      <w:tblPr>
-        <w:tblStyle w:val="TableGrid"/>
-        <w:tblW w:type="auto" w:w="0"/>
-        <w:tblLook w:firstColumn="1" w:firstRow="1" w:lastColumn="0" w:lastRow="0" w:noHBand="0" w:noVBand="1" w:val="04A0"/>
-      </w:tblPr>
-      <w:tblGrid>
-        <w:gridCol w:w="9792"/>
-      </w:tblGrid>
-      <w:tr>
-        <w:tc>
-          <w:tcPr>
-            <w:tcW w:type="dxa" w:w="9792"/>
-            <w:shd w:val="clear" w:color="auto" w:fill="F4F4F4"/>
-          </w:tcPr>
-          <w:p>
-            <w:pPr>
-              <w:spacing w:after="0" w:line="240" w:lineRule="auto"/>
-            </w:pPr>
-            <w:r/>
-            <w:r>
-              <w:rPr>
-                <w:rFonts w:ascii="Consolas" w:hAnsi="Consolas"/>
-                <w:sz w:val="17"/>
-              </w:rPr>
-              <w:t>data: {"delta": "152 "}</w:t>
-            </w:r>
-          </w:p>
-          <w:p>
-            <w:pPr>
-              <w:spacing w:after="0" w:line="240" w:lineRule="auto"/>
-            </w:pPr>
-            <w:r>
-              <w:rPr>
-                <w:rFonts w:ascii="Consolas" w:hAnsi="Consolas"/>
-                <w:sz w:val="17"/>
-              </w:rPr>
-              <w:t>data: {"delta": "pieces "}</w:t>
-            </w:r>
-          </w:p>
-          <w:p>
-            <w:pPr>
-              <w:spacing w:after="0" w:line="240" w:lineRule="auto"/>
-            </w:pPr>
-            <w:r>
-              <w:rPr>
-                <w:rFonts w:ascii="Consolas" w:hAnsi="Consolas"/>
-                <w:sz w:val="17"/>
-              </w:rPr>
-              <w:t>...</w:t>
-            </w:r>
-          </w:p>
-          <w:p>
-            <w:pPr>
-              <w:spacing w:after="0" w:line="240" w:lineRule="auto"/>
-            </w:pPr>
-            <w:r>
-              <w:rPr>
-                <w:rFonts w:ascii="Consolas" w:hAnsi="Consolas"/>
-                <w:sz w:val="17"/>
-              </w:rPr>
-              <w:t>data: {"done": true, "tool": "store_summary", "data": {"in_store": 152}}</w:t>
-            </w:r>
-          </w:p>
-        </w:tc>
-      </w:tr>
-    </w:tbl>
-    <w:p>
-      <w:pPr>
-        <w:spacing w:after="0"/>
-      </w:pPr>
-    </w:p>
-    <w:p>
-      <w:pPr>
-        <w:spacing w:after="120"/>
-      </w:pPr>
-      <w:r>
-        <w:rPr>
-          <w:b w:val="0"/>
-          <w:color w:val="1A1A1A"/>
-          <w:sz w:val="21"/>
-        </w:rPr>
-        <w:t xml:space="preserve">Read it with </w:t>
-      </w:r>
-      <w:r>
-        <w:rPr>
-          <w:rFonts w:ascii="Consolas" w:hAnsi="Consolas"/>
-          <w:color w:val="8A3B1E"/>
-          <w:sz w:val="21"/>
-        </w:rPr>
-        <w:t>EventSource</w:t>
-      </w:r>
-      <w:r>
-        <w:rPr>
-          <w:b w:val="0"/>
-          <w:color w:val="1A1A1A"/>
-          <w:sz w:val="21"/>
-        </w:rPr>
-        <w:t xml:space="preserve"> or a streaming fetch. Append every </w:t>
-      </w:r>
-      <w:r>
-        <w:rPr>
-          <w:rFonts w:ascii="Consolas" w:hAnsi="Consolas"/>
-          <w:color w:val="8A3B1E"/>
-          <w:sz w:val="21"/>
-        </w:rPr>
-        <w:t>delta</w:t>
-      </w:r>
-      <w:r>
-        <w:rPr>
-          <w:b w:val="0"/>
-          <w:color w:val="1A1A1A"/>
-          <w:sz w:val="21"/>
-        </w:rPr>
-        <w:t xml:space="preserve">; the line with </w:t>
-      </w:r>
-      <w:r>
-        <w:rPr>
-          <w:rFonts w:ascii="Consolas" w:hAnsi="Consolas"/>
-          <w:color w:val="8A3B1E"/>
-          <w:sz w:val="21"/>
-        </w:rPr>
-        <w:t>done: true</w:t>
-      </w:r>
-      <w:r>
-        <w:rPr>
-          <w:b w:val="0"/>
-          <w:color w:val="1A1A1A"/>
-          <w:sz w:val="21"/>
-        </w:rPr>
-        <w:t xml:space="preserve"> carries the same </w:t>
-      </w:r>
-      <w:r>
-        <w:rPr>
-          <w:rFonts w:ascii="Consolas" w:hAnsi="Consolas"/>
-          <w:color w:val="8A3B1E"/>
-          <w:sz w:val="21"/>
-        </w:rPr>
-        <w:t>tool</w:t>
-      </w:r>
-      <w:r>
-        <w:rPr>
-          <w:b w:val="0"/>
-          <w:color w:val="1A1A1A"/>
-          <w:sz w:val="21"/>
-        </w:rPr>
-        <w:t xml:space="preserve"> and </w:t>
-      </w:r>
-      <w:r>
-        <w:rPr>
-          <w:rFonts w:ascii="Consolas" w:hAnsi="Consolas"/>
-          <w:color w:val="8A3B1E"/>
-          <w:sz w:val="21"/>
-        </w:rPr>
-        <w:t>data</w:t>
-      </w:r>
-      <w:r>
-        <w:rPr>
-          <w:b w:val="0"/>
-          <w:color w:val="1A1A1A"/>
-          <w:sz w:val="21"/>
-        </w:rPr>
-        <w:t xml:space="preserve"> the non-streaming call returns.</w:t>
-      </w:r>
-    </w:p>
-    <w:tbl>
-      <w:tblPr>
-        <w:tblStyle w:val="TableGrid"/>
-        <w:tblW w:type="auto" w:w="0"/>
-        <w:tblLook w:firstColumn="1" w:firstRow="1" w:lastColumn="0" w:lastRow="0" w:noHBand="0" w:noVBand="1" w:val="04A0"/>
-      </w:tblPr>
-      <w:tblGrid>
-        <w:gridCol w:w="9792"/>
-      </w:tblGrid>
-      <w:tr>
-        <w:tc>
-          <w:tcPr>
-            <w:tcW w:type="dxa" w:w="9792"/>
-            <w:shd w:val="clear" w:color="auto" w:fill="FFF6E5"/>
-          </w:tcPr>
-          <w:p>
-            <w:r/>
-            <w:r>
-              <w:rPr>
-                <w:b w:val="0"/>
-                <w:color w:val="1A1A1A"/>
-                <w:sz w:val="20"/>
-              </w:rPr>
-              <w:t xml:space="preserve">Today the backend computes the whole answer first and then chunks it. When a real LLM is wired in, the chunker is swapped for the model's native token stream — </w:t>
-            </w:r>
-            <w:r>
-              <w:rPr>
-                <w:b/>
-                <w:color w:val="1A1A1A"/>
-                <w:sz w:val="20"/>
-              </w:rPr>
-              <w:t>the endpoint shape and the frontend do not change.</w:t>
-            </w:r>
-          </w:p>
-        </w:tc>
-      </w:tr>
-    </w:tbl>
-    <w:p>
-      <w:pPr>
-        <w:spacing w:after="0"/>
-      </w:pPr>
-    </w:p>
-    <w:p>
-      <w:pPr>
-        <w:spacing w:after="40"/>
-        <w:pBdr>
-          <w:bottom w:val="single" w:sz="6" w:color="CCCCCC"/>
-        </w:pBdr>
-      </w:pPr>
-    </w:p>
-    <w:p>
-      <w:r>
-        <w:br w:type="page"/>
-      </w:r>
-    </w:p>
-    <w:p>
-      <w:pPr>
-        <w:pStyle w:val="Heading1"/>
-      </w:pPr>
-      <w:r>
-        <w:t>6. How the application is assembled</w:t>
+        <w:t>5. How the application is assembled</w:t>
       </w:r>
     </w:p>
     <w:tbl>
@@ -3484,7 +2645,7 @@
         <w:pStyle w:val="Heading1"/>
       </w:pPr>
       <w:r>
-        <w:t>7. Notes for backend developers</w:t>
+        <w:t>6. Notes for backend developers</w:t>
       </w:r>
     </w:p>
     <w:p>
@@ -3806,7 +2967,7 @@
           <w:color w:val="1A1A1A"/>
           <w:sz w:val="21"/>
         </w:rPr>
-        <w:t>Generated from the running app on 2026-09-23. Full request and response bodies are in the API Reference document.</w:t>
+        <w:t>Generated from the running app on 2026-09-29. Full request and response bodies are in the API Reference document.</w:t>
       </w:r>
     </w:p>
     <w:tbl>
@@ -4129,162 +3290,6 @@
           </w:p>
         </w:tc>
       </w:tr>
-      <w:tr>
-        <w:tc>
-          <w:tcPr>
-            <w:tcW w:type="dxa" w:w="936"/>
-          </w:tcPr>
-          <w:p>
-            <w:pPr>
-              <w:spacing w:after="20"/>
-            </w:pPr>
-            <w:r/>
-            <w:r>
-              <w:rPr>
-                <w:b w:val="0"/>
-                <w:color w:val="1A1A1A"/>
-                <w:sz w:val="17"/>
-              </w:rPr>
-              <w:t>POST</w:t>
-            </w:r>
-          </w:p>
-        </w:tc>
-        <w:tc>
-          <w:tcPr>
-            <w:tcW w:type="dxa" w:w="3096"/>
-          </w:tcPr>
-          <w:p>
-            <w:pPr>
-              <w:spacing w:after="20"/>
-            </w:pPr>
-            <w:r/>
-            <w:r>
-              <w:rPr>
-                <w:rFonts w:ascii="Consolas" w:hAnsi="Consolas"/>
-                <w:color w:val="8A3B1E"/>
-                <w:sz w:val="17"/>
-              </w:rPr>
-              <w:t>/api/v1/chat</w:t>
-            </w:r>
-          </w:p>
-        </w:tc>
-        <w:tc>
-          <w:tcPr>
-            <w:tcW w:type="dxa" w:w="3600"/>
-          </w:tcPr>
-          <w:p>
-            <w:pPr>
-              <w:spacing w:after="20"/>
-            </w:pPr>
-            <w:r/>
-            <w:r>
-              <w:rPr>
-                <w:b w:val="0"/>
-                <w:color w:val="1A1A1A"/>
-                <w:sz w:val="17"/>
-              </w:rPr>
-              <w:t>Chat</w:t>
-            </w:r>
-          </w:p>
-        </w:tc>
-        <w:tc>
-          <w:tcPr>
-            <w:tcW w:type="dxa" w:w="2592"/>
-          </w:tcPr>
-          <w:p>
-            <w:pPr>
-              <w:spacing w:after="20"/>
-            </w:pPr>
-            <w:r/>
-            <w:r>
-              <w:rPr>
-                <w:b w:val="0"/>
-                <w:color w:val="1A1A1A"/>
-                <w:sz w:val="17"/>
-              </w:rPr>
-              <w:t>any logged-in user</w:t>
-            </w:r>
-          </w:p>
-        </w:tc>
-      </w:tr>
-      <w:tr>
-        <w:tc>
-          <w:tcPr>
-            <w:tcW w:type="dxa" w:w="936"/>
-          </w:tcPr>
-          <w:p>
-            <w:pPr>
-              <w:spacing w:after="20"/>
-            </w:pPr>
-            <w:r/>
-            <w:r>
-              <w:rPr>
-                <w:b w:val="0"/>
-                <w:color w:val="1A1A1A"/>
-                <w:sz w:val="17"/>
-              </w:rPr>
-              <w:t>POST</w:t>
-            </w:r>
-          </w:p>
-        </w:tc>
-        <w:tc>
-          <w:tcPr>
-            <w:tcW w:type="dxa" w:w="3096"/>
-          </w:tcPr>
-          <w:p>
-            <w:pPr>
-              <w:spacing w:after="20"/>
-            </w:pPr>
-            <w:r/>
-            <w:r>
-              <w:rPr>
-                <w:rFonts w:ascii="Consolas" w:hAnsi="Consolas"/>
-                <w:color w:val="8A3B1E"/>
-                <w:sz w:val="17"/>
-              </w:rPr>
-              <w:t>/api/v1/chat/stream</w:t>
-            </w:r>
-          </w:p>
-        </w:tc>
-        <w:tc>
-          <w:tcPr>
-            <w:tcW w:type="dxa" w:w="3600"/>
-          </w:tcPr>
-          <w:p>
-            <w:pPr>
-              <w:spacing w:after="20"/>
-            </w:pPr>
-            <w:r/>
-            <w:r>
-              <w:rPr>
-                <w:b w:val="0"/>
-                <w:color w:val="1A1A1A"/>
-                <w:sz w:val="17"/>
-              </w:rPr>
-              <w:t>Chat Stream</w:t>
-            </w:r>
-          </w:p>
-        </w:tc>
-        <w:tc>
-          <w:tcPr>
-            <w:tcW w:type="dxa" w:w="2592"/>
-          </w:tcPr>
-          <w:p>
-            <w:pPr>
-              <w:spacing w:after="20"/>
-            </w:pPr>
-            <w:r/>
-            <w:r>
-              <w:rPr>
-                <w:b w:val="0"/>
-                <w:color w:val="1A1A1A"/>
-                <w:sz w:val="17"/>
-              </w:rPr>
-              <w:t>any logged-in user</w:t>
-            </w:r>
-          </w:p>
-        </w:tc>
-      </w:tr>
     </w:tbl>
     <w:p>
       <w:pPr>
@@ -4314,7 +3319,7 @@
         <w:color w:val="555555"/>
         <w:sz w:val="16"/>
       </w:rPr>
-      <w:t>KairoX ERP · System, Health &amp; Chatbot · System Guide · updated 2026-09-23</w:t>
+      <w:t>KairoX ERP · System &amp; Health · System Guide · updated 2026-09-29</w:t>
     </w:r>
   </w:p>
 </w:ftr>
